--- a/Note for Ji Wang - analysis scripts and GRADE framework (draft).docx
+++ b/Note for Ji Wang - analysis scripts and GRADE framework (draft).docx
@@ -11,7 +11,7 @@
         <w:rPr>
           <w:rFonts w:ascii="Calibri" w:cs="Calibri" w:eastAsia="Microsoft YaHei" w:hAnsi="Calibri"/>
         </w:rPr>
-        <w:t xml:space="preserve">给 Ji Wang：分析脚本和 GRADE 框架，请在看到真实结局数据之前确认</w:t>
+        <w:t xml:space="preserve">给 Ji Wang：统计复核的采纳情况和仍待办的事</w:t>
       </w:r>
     </w:p>
     <w:p>
@@ -22,7 +22,7 @@
         <w:rPr>
           <w:rFonts w:ascii="Calibri" w:cs="Calibri" w:eastAsia="Microsoft YaHei" w:hAnsi="Calibri"/>
         </w:rPr>
-        <w:t xml:space="preserve">2026 年 10 月 25 日。协议 v1.8。</w:t>
+        <w:t xml:space="preserve">2026 年 10 月 25 日（v2026-10-25c，取代 b 版）。协议 v1.8。</w:t>
       </w:r>
       <w:r>
         <w:rPr>
@@ -30,13 +30,7 @@
           <w:b/>
           <w:bCs/>
         </w:rPr>
-        <w:t xml:space="preserve">这里没有任何研究结果。</w:t>
-      </w:r>
-      <w:r>
-        <w:rPr>
-          <w:rFonts w:ascii="Calibri" w:cs="Calibri" w:eastAsia="Microsoft YaHei" w:hAnsi="Calibri"/>
-        </w:rPr>
-        <w:t xml:space="preserve"> 请看完并回复；回复前请不要对真实数据运行脚本。</w:t>
+        <w:t xml:space="preserve">这里没有任何研究结果，也没有对真实数据运行任何脚本。</w:t>
       </w:r>
     </w:p>
     <w:p>
@@ -48,344 +42,394 @@
         <w:rPr>
           <w:rFonts w:ascii="Calibri" w:cs="Calibri" w:eastAsia="Microsoft YaHei" w:hAnsi="Calibri"/>
         </w:rPr>
-        <w:t xml:space="preserve">1. 要你做的三件事</w:t>
-      </w:r>
-    </w:p>
-    <w:p>
-      <w:pPr>
-        <w:pStyle w:val="ListParagraph"/>
-        <w:numPr>
-          <w:ilvl w:val="0"/>
-          <w:numId w:val="2"/>
-        </w:numPr>
-        <w:spacing w:after="60"/>
-      </w:pPr>
+        <w:t xml:space="preserve">1. 已采纳</w:t>
+      </w:r>
+    </w:p>
+    <w:p>
+      <w:pPr>
+        <w:spacing w:after="120"/>
+      </w:pPr>
+      <w:r>
+        <w:rPr>
+          <w:rFonts w:ascii="Calibri" w:cs="Calibri" w:eastAsia="Microsoft YaHei" w:hAnsi="Calibri"/>
+        </w:rPr>
+        <w:t xml:space="preserve">据作者报告，你已书面确认较窄的声明，并亲自看过、认可 </w:t>
+      </w:r>
+      <w:r>
+        <w:rPr>
+          <w:rFonts w:ascii="Consolas" w:cs="Consolas" w:eastAsia="Microsoft YaHei" w:hAnsi="Consolas"/>
+          <w:sz w:val="19"/>
+          <w:szCs w:val="19"/>
+          <w:shd w:fill="EEEEEE" w:val="clear"/>
+        </w:rPr>
+        <w:t xml:space="preserve">统计决定与GRADE回复.md</w:t>
+      </w:r>
+      <w:r>
+        <w:rPr>
+          <w:rFonts w:ascii="Calibri" w:cs="Calibri" w:eastAsia="Microsoft YaHei" w:hAnsi="Calibri"/>
+        </w:rPr>
+        <w:t xml:space="preserve"> 和 </w:t>
+      </w:r>
+      <w:r>
+        <w:rPr>
+          <w:rFonts w:ascii="Consolas" w:cs="Consolas" w:eastAsia="Microsoft YaHei" w:hAnsi="Consolas"/>
+          <w:sz w:val="19"/>
+          <w:szCs w:val="19"/>
+          <w:shd w:fill="EEEEEE" w:val="clear"/>
+        </w:rPr>
+        <w:t xml:space="preserve">运行核对记录.md</w:t>
+      </w:r>
+      <w:r>
+        <w:rPr>
+          <w:rFonts w:ascii="Calibri" w:cs="Calibri" w:eastAsia="Microsoft YaHei" w:hAnsi="Calibri"/>
+        </w:rPr>
+        <w:t xml:space="preserve">。以下已落实到仓库：</w:t>
+      </w:r>
+    </w:p>
+    <w:p>
+      <w:pPr>
+        <w:pStyle w:val="ListParagraph"/>
+        <w:numPr>
+          <w:ilvl w:val="0"/>
+          <w:numId w:val="2"/>
+        </w:numPr>
+        <w:spacing w:after="60"/>
+      </w:pPr>
+      <w:r>
+        <w:rPr>
+          <w:rFonts w:ascii="Consolas" w:cs="Consolas" w:eastAsia="Microsoft YaHei" w:hAnsi="Consolas"/>
+          <w:sz w:val="19"/>
+          <w:szCs w:val="19"/>
+          <w:shd w:fill="EEEEEE" w:val="clear"/>
+        </w:rPr>
+        <w:t xml:space="preserve">analysis/</w:t>
+      </w:r>
+      <w:r>
+        <w:rPr>
+          <w:rFonts w:ascii="Calibri" w:cs="Calibri" w:eastAsia="Microsoft YaHei" w:hAnsi="Calibri"/>
+        </w:rPr>
+        <w:t xml:space="preserve"> 里的 </w:t>
+      </w:r>
+      <w:r>
+        <w:rPr>
+          <w:rFonts w:ascii="Consolas" w:cs="Consolas" w:eastAsia="Microsoft YaHei" w:hAnsi="Consolas"/>
+          <w:sz w:val="19"/>
+          <w:szCs w:val="19"/>
+          <w:shd w:fill="EEEEEE" w:val="clear"/>
+        </w:rPr>
+        <w:t xml:space="preserve">analysis_main.R</w:t>
+      </w:r>
+      <w:r>
+        <w:rPr>
+          <w:rFonts w:ascii="Calibri" w:cs="Calibri" w:eastAsia="Microsoft YaHei" w:hAnsi="Calibri"/>
+        </w:rPr>
+        <w:t xml:space="preserve">、</w:t>
+      </w:r>
+      <w:r>
+        <w:rPr>
+          <w:rFonts w:ascii="Consolas" w:cs="Consolas" w:eastAsia="Microsoft YaHei" w:hAnsi="Consolas"/>
+          <w:sz w:val="19"/>
+          <w:szCs w:val="19"/>
+          <w:shd w:fill="EEEEEE" w:val="clear"/>
+        </w:rPr>
+        <w:t xml:space="preserve">analysis_crosscheck.py</w:t>
+      </w:r>
+      <w:r>
+        <w:rPr>
+          <w:rFonts w:ascii="Calibri" w:cs="Calibri" w:eastAsia="Microsoft YaHei" w:hAnsi="Calibri"/>
+        </w:rPr>
+        <w:t xml:space="preserve">、</w:t>
+      </w:r>
+      <w:r>
+        <w:rPr>
+          <w:rFonts w:ascii="Consolas" w:cs="Consolas" w:eastAsia="Microsoft YaHei" w:hAnsi="Consolas"/>
+          <w:sz w:val="19"/>
+          <w:szCs w:val="19"/>
+          <w:shd w:fill="EEEEEE" w:val="clear"/>
+        </w:rPr>
+        <w:t xml:space="preserve">make_synthetic_workbook.py</w:t>
+      </w:r>
+      <w:r>
+        <w:rPr>
+          <w:rFonts w:ascii="Calibri" w:cs="Calibri" w:eastAsia="Microsoft YaHei" w:hAnsi="Calibri"/>
+        </w:rPr>
+        <w:t xml:space="preserve"> 已换成你的修订版；新增 </w:t>
+      </w:r>
+      <w:r>
+        <w:rPr>
+          <w:rFonts w:ascii="Consolas" w:cs="Consolas" w:eastAsia="Microsoft YaHei" w:hAnsi="Consolas"/>
+          <w:sz w:val="19"/>
+          <w:szCs w:val="19"/>
+          <w:shd w:fill="EEEEEE" w:val="clear"/>
+        </w:rPr>
+        <w:t xml:space="preserve">compare_extraction.py</w:t>
+      </w:r>
+      <w:r>
+        <w:rPr>
+          <w:rFonts w:ascii="Calibri" w:cs="Calibri" w:eastAsia="Microsoft YaHei" w:hAnsi="Calibri"/>
+        </w:rPr>
+        <w:t xml:space="preserve">（你写的最小读取模块，不是 </w:t>
+      </w:r>
+      <w:r>
+        <w:rPr>
+          <w:rFonts w:ascii="Consolas" w:cs="Consolas" w:eastAsia="Microsoft YaHei" w:hAnsi="Consolas"/>
+          <w:sz w:val="19"/>
+          <w:szCs w:val="19"/>
+          <w:shd w:fill="EEEEEE" w:val="clear"/>
+        </w:rPr>
+        <w:t xml:space="preserve">tools/</w:t>
+      </w:r>
+      <w:r>
+        <w:rPr>
+          <w:rFonts w:ascii="Calibri" w:cs="Calibri" w:eastAsia="Microsoft YaHei" w:hAnsi="Calibri"/>
+        </w:rPr>
+        <w:t xml:space="preserve"> 里的同名文件）、</w:t>
+      </w:r>
+      <w:r>
+        <w:rPr>
+          <w:rFonts w:ascii="Consolas" w:cs="Consolas" w:eastAsia="Microsoft YaHei" w:hAnsi="Consolas"/>
+          <w:sz w:val="19"/>
+          <w:szCs w:val="19"/>
+          <w:shd w:fill="EEEEEE" w:val="clear"/>
+        </w:rPr>
+        <w:t xml:space="preserve">make_spline_fixture.py</w:t>
+      </w:r>
+      <w:r>
+        <w:rPr>
+          <w:rFonts w:ascii="Calibri" w:cs="Calibri" w:eastAsia="Microsoft YaHei" w:hAnsi="Calibri"/>
+        </w:rPr>
+        <w:t xml:space="preserve">、</w:t>
+      </w:r>
+      <w:r>
+        <w:rPr>
+          <w:rFonts w:ascii="Consolas" w:cs="Consolas" w:eastAsia="Microsoft YaHei" w:hAnsi="Consolas"/>
+          <w:sz w:val="19"/>
+          <w:szCs w:val="19"/>
+          <w:shd w:fill="EEEEEE" w:val="clear"/>
+        </w:rPr>
+        <w:t xml:space="preserve">verify.py</w:t>
+      </w:r>
+      <w:r>
+        <w:rPr>
+          <w:rFonts w:ascii="Calibri" w:cs="Calibri" w:eastAsia="Microsoft YaHei" w:hAnsi="Calibri"/>
+        </w:rPr>
+        <w:t xml:space="preserve">。你的整包原样保存在 </w:t>
+      </w:r>
+      <w:r>
+        <w:rPr>
+          <w:rFonts w:ascii="Consolas" w:cs="Consolas" w:eastAsia="Microsoft YaHei" w:hAnsi="Consolas"/>
+          <w:sz w:val="19"/>
+          <w:szCs w:val="19"/>
+          <w:shd w:fill="EEEEEE" w:val="clear"/>
+        </w:rPr>
+        <w:t xml:space="preserve">analysis/jiwang_2026-10-25/</w:t>
+      </w:r>
+      <w:r>
+        <w:rPr>
+          <w:rFonts w:ascii="Calibri" w:cs="Calibri" w:eastAsia="Microsoft YaHei" w:hAnsi="Calibri"/>
+        </w:rPr>
+        <w:t xml:space="preserve">。</w:t>
+      </w:r>
+    </w:p>
+    <w:p>
+      <w:pPr>
+        <w:pStyle w:val="ListParagraph"/>
+        <w:numPr>
+          <w:ilvl w:val="0"/>
+          <w:numId w:val="2"/>
+        </w:numPr>
+        <w:spacing w:after="60"/>
+      </w:pPr>
+      <w:r>
+        <w:rPr>
+          <w:rFonts w:ascii="Calibri" w:cs="Calibri" w:eastAsia="Microsoft YaHei" w:hAnsi="Calibri"/>
+        </w:rPr>
+        <w:t xml:space="preserve">我在仓库里重跑了 Python 脚本，对你的模拟工作簿的结果与你的 </w:t>
+      </w:r>
+      <w:r>
+        <w:rPr>
+          <w:rFonts w:ascii="Consolas" w:cs="Consolas" w:eastAsia="Microsoft YaHei" w:hAnsi="Consolas"/>
+          <w:sz w:val="19"/>
+          <w:szCs w:val="19"/>
+          <w:shd w:fill="EEEEEE" w:val="clear"/>
+        </w:rPr>
+        <w:t xml:space="preserve">python_output</w:t>
+      </w:r>
+      <w:r>
+        <w:rPr>
+          <w:rFonts w:ascii="Calibri" w:cs="Calibri" w:eastAsia="Microsoft YaHei" w:hAnsi="Calibri"/>
+        </w:rPr>
+        <w:t xml:space="preserve"> 一致。R 脚本我没有重跑，R 与 Python 的一致性依据你的运行记录。</w:t>
+      </w:r>
+    </w:p>
+    <w:p>
+      <w:pPr>
+        <w:pStyle w:val="ListParagraph"/>
+        <w:numPr>
+          <w:ilvl w:val="0"/>
+          <w:numId w:val="2"/>
+        </w:numPr>
+        <w:spacing w:after="60"/>
+      </w:pPr>
+      <w:r>
+        <w:rPr>
+          <w:rFonts w:ascii="Calibri" w:cs="Calibri" w:eastAsia="Microsoft YaHei" w:hAnsi="Calibri"/>
+        </w:rPr>
+        <w:t xml:space="preserve">聚类协方差：R 明确 </w:t>
+      </w:r>
+      <w:r>
+        <w:rPr>
+          <w:rFonts w:ascii="Consolas" w:cs="Consolas" w:eastAsia="Microsoft YaHei" w:hAnsi="Consolas"/>
+          <w:sz w:val="19"/>
+          <w:szCs w:val="19"/>
+          <w:shd w:fill="EEEEEE" w:val="clear"/>
+        </w:rPr>
+        <w:t xml:space="preserve">type = "HC1", cadjust = TRUE</w:t>
+      </w:r>
+      <w:r>
+        <w:rPr>
+          <w:rFonts w:ascii="Calibri" w:cs="Calibri" w:eastAsia="Microsoft YaHei" w:hAnsi="Calibri"/>
+        </w:rPr>
+        <w:t xml:space="preserve">，Python </w:t>
+      </w:r>
+      <w:r>
+        <w:rPr>
+          <w:rFonts w:ascii="Consolas" w:cs="Consolas" w:eastAsia="Microsoft YaHei" w:hAnsi="Consolas"/>
+          <w:sz w:val="19"/>
+          <w:szCs w:val="19"/>
+          <w:shd w:fill="EEEEEE" w:val="clear"/>
+        </w:rPr>
+        <w:t xml:space="preserve">use_correction = True, use_t = False</w:t>
+      </w:r>
+      <w:r>
+        <w:rPr>
+          <w:rFonts w:ascii="Calibri" w:cs="Calibri" w:eastAsia="Microsoft YaHei" w:hAnsi="Calibri"/>
+        </w:rPr>
+        <w:t xml:space="preserve">，因子 G/(G−1)×(N−1)/(N−K)，区间为基于正态的 Wald 区间。我原来关于 </w:t>
+      </w:r>
+      <w:r>
+        <w:rPr>
+          <w:rFonts w:ascii="Consolas" w:cs="Consolas" w:eastAsia="Microsoft YaHei" w:hAnsi="Consolas"/>
+          <w:sz w:val="19"/>
+          <w:szCs w:val="19"/>
+          <w:shd w:fill="EEEEEE" w:val="clear"/>
+        </w:rPr>
+        <w:t xml:space="preserve">vcovCL</w:t>
+      </w:r>
+      <w:r>
+        <w:rPr>
+          <w:rFonts w:ascii="Calibri" w:cs="Calibri" w:eastAsia="Microsoft YaHei" w:hAnsi="Calibri"/>
+        </w:rPr>
+        <w:t xml:space="preserve"> 默认 HC1 的注释是错的。</w:t>
+      </w:r>
+    </w:p>
+    <w:p>
+      <w:pPr>
+        <w:pStyle w:val="ListParagraph"/>
+        <w:numPr>
+          <w:ilvl w:val="0"/>
+          <w:numId w:val="2"/>
+        </w:numPr>
+        <w:spacing w:after="60"/>
+      </w:pPr>
+      <w:r>
+        <w:rPr>
+          <w:rFonts w:ascii="Calibri" w:cs="Calibri" w:eastAsia="Microsoft YaHei" w:hAnsi="Calibri"/>
+        </w:rPr>
+        <w:t xml:space="preserve">缺失持续时间：按协议第 16 节赋到最短和最长</w:t>
+      </w:r>
       <w:r>
         <w:rPr>
           <w:rFonts w:ascii="Calibri" w:cs="Calibri" w:eastAsia="Microsoft YaHei" w:hAnsi="Calibri"/>
           <w:b/>
           <w:bCs/>
         </w:rPr>
-        <w:t xml:space="preserve">跑通并核对两个脚本。</w:t>
-      </w:r>
-      <w:r>
-        <w:rPr>
-          <w:rFonts w:ascii="Calibri" w:cs="Calibri" w:eastAsia="Microsoft YaHei" w:hAnsi="Calibri"/>
-        </w:rPr>
-        <w:t xml:space="preserve"> </w:t>
-      </w:r>
-      <w:r>
-        <w:rPr>
-          <w:rFonts w:ascii="Consolas" w:cs="Consolas" w:eastAsia="Microsoft YaHei" w:hAnsi="Consolas"/>
-          <w:sz w:val="19"/>
-          <w:szCs w:val="19"/>
-          <w:shd w:fill="EEEEEE" w:val="clear"/>
-        </w:rPr>
-        <w:t xml:space="preserve">analysis/analysis_main.R</w:t>
-      </w:r>
-      <w:r>
-        <w:rPr>
-          <w:rFonts w:ascii="Calibri" w:cs="Calibri" w:eastAsia="Microsoft YaHei" w:hAnsi="Calibri"/>
-        </w:rPr>
-        <w:t xml:space="preserve">（给你用）和 </w:t>
-      </w:r>
-      <w:r>
-        <w:rPr>
-          <w:rFonts w:ascii="Consolas" w:cs="Consolas" w:eastAsia="Microsoft YaHei" w:hAnsi="Consolas"/>
-          <w:sz w:val="19"/>
-          <w:szCs w:val="19"/>
-          <w:shd w:fill="EEEEEE" w:val="clear"/>
-        </w:rPr>
-        <w:t xml:space="preserve">analysis/analysis_crosscheck.py</w:t>
-      </w:r>
-      <w:r>
-        <w:rPr>
-          <w:rFonts w:ascii="Calibri" w:cs="Calibri" w:eastAsia="Microsoft YaHei" w:hAnsi="Calibri"/>
-        </w:rPr>
-        <w:t xml:space="preserve">（Python 对照版）。R 版本没有运行过（这里没有 R），语法和结果都没验证；Python 版本只在虚构数据上测过。请用同一份数据跑两个版本，主要分析的比值比、置信区间、事件数应当一致。</w:t>
-      </w:r>
-    </w:p>
-    <w:p>
-      <w:pPr>
-        <w:pStyle w:val="ListParagraph"/>
-        <w:numPr>
-          <w:ilvl w:val="1"/>
-          <w:numId w:val="3"/>
-        </w:numPr>
-        <w:spacing w:after="60"/>
-      </w:pPr>
-      <w:r>
-        <w:rPr>
-          <w:rFonts w:ascii="Calibri" w:cs="Calibri" w:eastAsia="Microsoft YaHei" w:hAnsi="Calibri"/>
-        </w:rPr>
-        <w:t xml:space="preserve">虚构测试数据：</w:t>
-      </w:r>
-      <w:r>
-        <w:rPr>
-          <w:rFonts w:ascii="Consolas" w:cs="Consolas" w:eastAsia="Microsoft YaHei" w:hAnsi="Consolas"/>
-          <w:sz w:val="19"/>
-          <w:szCs w:val="19"/>
-          <w:shd w:fill="EEEEEE" w:val="clear"/>
-        </w:rPr>
-        <w:t xml:space="preserve">python3 analysis/make_synthetic_workbook.py</w:t>
-      </w:r>
-      <w:r>
-        <w:rPr>
-          <w:rFonts w:ascii="Calibri" w:cs="Calibri" w:eastAsia="Microsoft YaHei" w:hAnsi="Calibri"/>
-        </w:rPr>
-        <w:t xml:space="preserve">（在仓库根目录运行，生成 </w:t>
-      </w:r>
-      <w:r>
-        <w:rPr>
-          <w:rFonts w:ascii="Consolas" w:cs="Consolas" w:eastAsia="Microsoft YaHei" w:hAnsi="Consolas"/>
-          <w:sz w:val="19"/>
-          <w:szCs w:val="19"/>
-          <w:shd w:fill="EEEEEE" w:val="clear"/>
-        </w:rPr>
-        <w:t xml:space="preserve">synthetic_consensus.xlsx</w:t>
-      </w:r>
-      <w:r>
-        <w:rPr>
-          <w:rFonts w:ascii="Calibri" w:cs="Calibri" w:eastAsia="Microsoft YaHei" w:hAnsi="Calibri"/>
-        </w:rPr>
-        <w:t xml:space="preserve">，用完删除，不要提交）。</w:t>
-      </w:r>
-    </w:p>
-    <w:p>
-      <w:pPr>
-        <w:pStyle w:val="ListParagraph"/>
-        <w:numPr>
-          <w:ilvl w:val="1"/>
-          <w:numId w:val="3"/>
-        </w:numPr>
-        <w:spacing w:after="60"/>
-      </w:pPr>
-      <w:r>
-        <w:rPr>
-          <w:rFonts w:ascii="Calibri" w:cs="Calibri" w:eastAsia="Microsoft YaHei" w:hAnsi="Calibri"/>
-        </w:rPr>
-        <w:t xml:space="preserve">特别要核对：</w:t>
-      </w:r>
-      <w:r>
-        <w:rPr>
-          <w:rFonts w:ascii="Consolas" w:cs="Consolas" w:eastAsia="Microsoft YaHei" w:hAnsi="Consolas"/>
-          <w:sz w:val="19"/>
-          <w:szCs w:val="19"/>
-          <w:shd w:fill="EEEEEE" w:val="clear"/>
-        </w:rPr>
-        <w:t xml:space="preserve">sandwich::vcovCL()</w:t>
-      </w:r>
-      <w:r>
-        <w:rPr>
-          <w:rFonts w:ascii="Calibri" w:cs="Calibri" w:eastAsia="Microsoft YaHei" w:hAnsi="Calibri"/>
-        </w:rPr>
-        <w:t xml:space="preserve"> 的默认设置是否和 Python 的聚类稳健标准误（statsmodels，</w:t>
-      </w:r>
-      <w:r>
-        <w:rPr>
-          <w:rFonts w:ascii="Consolas" w:cs="Consolas" w:eastAsia="Microsoft YaHei" w:hAnsi="Consolas"/>
-          <w:sz w:val="19"/>
-          <w:szCs w:val="19"/>
-          <w:shd w:fill="EEEEEE" w:val="clear"/>
-        </w:rPr>
-        <w:t xml:space="preserve">cov_type = "cluster"</w:t>
-      </w:r>
-      <w:r>
-        <w:rPr>
-          <w:rFonts w:ascii="Calibri" w:cs="Calibri" w:eastAsia="Microsoft YaHei" w:hAnsi="Calibri"/>
-        </w:rPr>
-        <w:t xml:space="preserve">）一致；不一致时说明用了哪一种，写进方法。</w:t>
-      </w:r>
-    </w:p>
-    <w:p>
-      <w:pPr>
-        <w:pStyle w:val="ListParagraph"/>
-        <w:numPr>
-          <w:ilvl w:val="1"/>
-          <w:numId w:val="3"/>
-        </w:numPr>
-        <w:spacing w:after="60"/>
-      </w:pPr>
-      <w:r>
-        <w:rPr>
-          <w:rFonts w:ascii="Calibri" w:cs="Calibri" w:eastAsia="Microsoft YaHei" w:hAnsi="Calibri"/>
-        </w:rPr>
-        <w:t xml:space="preserve">敏感性分析 8（混合效应）只在 R 版本里。</w:t>
-      </w:r>
-    </w:p>
-    <w:p>
-      <w:pPr>
-        <w:pStyle w:val="ListParagraph"/>
-        <w:numPr>
-          <w:ilvl w:val="0"/>
-          <w:numId w:val="4"/>
-        </w:numPr>
-        <w:spacing w:after="60"/>
-      </w:pPr>
-      <w:r>
-        <w:rPr>
-          <w:rFonts w:ascii="Calibri" w:cs="Calibri" w:eastAsia="Microsoft YaHei" w:hAnsi="Calibri"/>
-          <w:b/>
-          <w:bCs/>
-        </w:rPr>
-        <w:t xml:space="preserve">确认或修改 4 处协议没有规定、我暂定的细节</w:t>
-      </w:r>
-      <w:r>
-        <w:rPr>
-          <w:rFonts w:ascii="Calibri" w:cs="Calibri" w:eastAsia="Microsoft YaHei" w:hAnsi="Calibri"/>
-        </w:rPr>
-        <w:t xml:space="preserve">（脚本开头有说明）：</w:t>
-      </w:r>
-    </w:p>
-    <w:p>
-      <w:pPr>
-        <w:pStyle w:val="ListParagraph"/>
-        <w:numPr>
-          <w:ilvl w:val="1"/>
-          <w:numId w:val="3"/>
-        </w:numPr>
-        <w:spacing w:after="60"/>
-      </w:pPr>
-      <w:r>
-        <w:rPr>
-          <w:rFonts w:ascii="Calibri" w:cs="Calibri" w:eastAsia="Microsoft YaHei" w:hAnsi="Calibri"/>
-        </w:rPr>
-        <w:t xml:space="preserve">四个持续时间类别的趋势检验用 Cochran-Armitage，类别记分 1–4。</w:t>
-      </w:r>
-    </w:p>
-    <w:p>
-      <w:pPr>
-        <w:pStyle w:val="ListParagraph"/>
-        <w:numPr>
-          <w:ilvl w:val="1"/>
-          <w:numId w:val="3"/>
-        </w:numPr>
-        <w:spacing w:after="60"/>
-      </w:pPr>
-      <w:r>
-        <w:rPr>
-          <w:rFonts w:ascii="Calibri" w:cs="Calibri" w:eastAsia="Microsoft YaHei" w:hAnsi="Calibri"/>
-        </w:rPr>
-        <w:t xml:space="preserve">缺失持续时间的界限分析：把缺失值设为已观察到的最短（最长）天数。</w:t>
-      </w:r>
-    </w:p>
-    <w:p>
-      <w:pPr>
-        <w:pStyle w:val="ListParagraph"/>
-        <w:numPr>
-          <w:ilvl w:val="1"/>
-          <w:numId w:val="3"/>
-        </w:numPr>
-        <w:spacing w:after="60"/>
-      </w:pPr>
-      <w:r>
-        <w:rPr>
-          <w:rFonts w:ascii="Calibri" w:cs="Calibri" w:eastAsia="Microsoft YaHei" w:hAnsi="Calibri"/>
-        </w:rPr>
-        <w:t xml:space="preserve">样条：三个节点取 log2 天数的第 10、50、90 百分位，用非线性项的 Wald 检验。</w:t>
-      </w:r>
-    </w:p>
-    <w:p>
-      <w:pPr>
-        <w:pStyle w:val="ListParagraph"/>
-        <w:numPr>
-          <w:ilvl w:val="1"/>
-          <w:numId w:val="3"/>
-        </w:numPr>
-        <w:spacing w:after="60"/>
-      </w:pPr>
-      <w:r>
-        <w:rPr>
-          <w:rFonts w:ascii="Calibri" w:cs="Calibri" w:eastAsia="Microsoft YaHei" w:hAnsi="Calibri"/>
-        </w:rPr>
-        <w:t xml:space="preserve">血小板增多按 &gt;450 ×10⁹/L。</w:t>
-      </w:r>
-    </w:p>
-    <w:p>
-      <w:pPr>
-        <w:pStyle w:val="ListParagraph"/>
-        <w:numPr>
-          <w:ilvl w:val="0"/>
-          <w:numId w:val="5"/>
-        </w:numPr>
-        <w:spacing w:after="60"/>
-      </w:pPr>
-      <w:r>
-        <w:rPr>
-          <w:rFonts w:ascii="Calibri" w:cs="Calibri" w:eastAsia="Microsoft YaHei" w:hAnsi="Calibri"/>
-          <w:b/>
-          <w:bCs/>
-        </w:rPr>
-        <w:t xml:space="preserve">看 GRADE 框架并确认起点和门槛。</w:t>
-      </w:r>
-      <w:r>
-        <w:rPr>
-          <w:rFonts w:ascii="Calibri" w:cs="Calibri" w:eastAsia="Microsoft YaHei" w:hAnsi="Calibri"/>
-        </w:rPr>
-        <w:t xml:space="preserve"> </w:t>
-      </w:r>
-      <w:r>
-        <w:rPr>
-          <w:rFonts w:ascii="Consolas" w:cs="Consolas" w:eastAsia="Microsoft YaHei" w:hAnsi="Consolas"/>
-          <w:sz w:val="19"/>
-          <w:szCs w:val="19"/>
-          <w:shd w:fill="EEEEEE" w:val="clear"/>
-        </w:rPr>
-        <w:t xml:space="preserve">GRADE certainty framework (draft).docx</w:t>
-      </w:r>
-      <w:r>
-        <w:rPr>
-          <w:rFonts w:ascii="Calibri" w:cs="Calibri" w:eastAsia="Microsoft YaHei" w:hAnsi="Calibri"/>
-        </w:rPr>
-        <w:t xml:space="preserve">。需要你定：</w:t>
-      </w:r>
-    </w:p>
-    <w:p>
-      <w:pPr>
-        <w:pStyle w:val="ListParagraph"/>
-        <w:numPr>
-          <w:ilvl w:val="1"/>
-          <w:numId w:val="3"/>
-        </w:numPr>
-        <w:spacing w:after="60"/>
-      </w:pPr>
-      <w:r>
-        <w:rPr>
-          <w:rFonts w:ascii="Calibri" w:cs="Calibri" w:eastAsia="Microsoft YaHei" w:hAnsi="Calibri"/>
-        </w:rPr>
-        <w:t xml:space="preserve">起点用"高"（按预后因素研究的惯例）还是"低"；我建议高并写明理由。</w:t>
-      </w:r>
-    </w:p>
-    <w:p>
-      <w:pPr>
-        <w:pStyle w:val="ListParagraph"/>
-        <w:numPr>
-          <w:ilvl w:val="1"/>
-          <w:numId w:val="3"/>
-        </w:numPr>
-        <w:spacing w:after="60"/>
-      </w:pPr>
-      <w:r>
-        <w:rPr>
-          <w:rFonts w:ascii="Calibri" w:cs="Calibri" w:eastAsia="Microsoft YaHei" w:hAnsi="Calibri"/>
-        </w:rPr>
-        <w:t xml:space="preserve">升级的门槛（"效应很大"我暂定比值比 ≥2 或 ≤0.5）是否合适。</w:t>
-      </w:r>
-    </w:p>
-    <w:p>
-      <w:pPr>
-        <w:pStyle w:val="ListParagraph"/>
-        <w:numPr>
-          <w:ilvl w:val="1"/>
-          <w:numId w:val="3"/>
-        </w:numPr>
-        <w:spacing w:after="60"/>
-      </w:pPr>
-      <w:r>
-        <w:rPr>
-          <w:rFonts w:ascii="Calibri" w:cs="Calibri" w:eastAsia="Microsoft YaHei" w:hAnsi="Calibri"/>
-        </w:rPr>
-        <w:t xml:space="preserve">是否只对主要结论做完整评级。</w:t>
+        <w:t xml:space="preserve">类别</w:t>
+      </w:r>
+      <w:r>
+        <w:rPr>
+          <w:rFonts w:ascii="Calibri" w:cs="Calibri" w:eastAsia="Microsoft YaHei" w:hAnsi="Calibri"/>
+        </w:rPr>
+        <w:t xml:space="preserve">并报告比例区间；最小/最大天数的连续模型作为附加情景。</w:t>
+      </w:r>
+    </w:p>
+    <w:p>
+      <w:pPr>
+        <w:pStyle w:val="ListParagraph"/>
+        <w:numPr>
+          <w:ilvl w:val="0"/>
+          <w:numId w:val="2"/>
+        </w:numPr>
+        <w:spacing w:after="60"/>
+      </w:pPr>
+      <w:r>
+        <w:rPr>
+          <w:rFonts w:ascii="Calibri" w:cs="Calibri" w:eastAsia="Microsoft YaHei" w:hAnsi="Calibri"/>
+        </w:rPr>
+        <w:t xml:space="preserve">趋势检验：Cochran–Armitage，分值 1–4，只作探索，未按报告聚类，不用于 GRADE 升级。</w:t>
+      </w:r>
+    </w:p>
+    <w:p>
+      <w:pPr>
+        <w:pStyle w:val="ListParagraph"/>
+        <w:numPr>
+          <w:ilvl w:val="0"/>
+          <w:numId w:val="2"/>
+        </w:numPr>
+        <w:spacing w:after="60"/>
+      </w:pPr>
+      <w:r>
+        <w:rPr>
+          <w:rFonts w:ascii="Calibri" w:cs="Calibri" w:eastAsia="Microsoft YaHei" w:hAnsi="Calibri"/>
+        </w:rPr>
+        <w:t xml:space="preserve">样条：log2 天数第 10、50、90 百分位三节点；至少 40 个事件是可拟合条件，不是不精确降级标准。血小板增多 &gt;450（恰为 450 不算），先统一单位。</w:t>
+      </w:r>
+    </w:p>
+    <w:p>
+      <w:pPr>
+        <w:pStyle w:val="ListParagraph"/>
+        <w:numPr>
+          <w:ilvl w:val="0"/>
+          <w:numId w:val="2"/>
+        </w:numPr>
+        <w:spacing w:after="60"/>
+      </w:pPr>
+      <w:r>
+        <w:rPr>
+          <w:rFonts w:ascii="Calibri" w:cs="Calibri" w:eastAsia="Microsoft YaHei" w:hAnsi="Calibri"/>
+        </w:rPr>
+        <w:t xml:space="preserve">GRADE：</w:t>
+      </w:r>
+      <w:r>
+        <w:rPr>
+          <w:rFonts w:ascii="Consolas" w:cs="Consolas" w:eastAsia="Microsoft YaHei" w:hAnsi="Consolas"/>
+          <w:sz w:val="19"/>
+          <w:szCs w:val="19"/>
+          <w:shd w:fill="EEEEEE" w:val="clear"/>
+        </w:rPr>
+        <w:t xml:space="preserve">GRADE certainty framework (draft)</w:t>
+      </w:r>
+      <w:r>
+        <w:rPr>
+          <w:rFonts w:ascii="Calibri" w:cs="Calibri" w:eastAsia="Microsoft YaHei" w:hAnsi="Calibri"/>
+        </w:rPr>
+        <w:t xml:space="preserve"> 已按你的规则改写为 v2026-10-25b（高起点，机械门槛删除，不上调，每翻倍比值比 0.80–1.25 为团队约定的解释区间，最终等级留空）。</w:t>
+      </w:r>
+    </w:p>
+    <w:p>
+      <w:pPr>
+        <w:pStyle w:val="ListParagraph"/>
+        <w:numPr>
+          <w:ilvl w:val="0"/>
+          <w:numId w:val="2"/>
+        </w:numPr>
+        <w:spacing w:after="60"/>
+      </w:pPr>
+      <w:r>
+        <w:rPr>
+          <w:rFonts w:ascii="Calibri" w:cs="Calibri" w:eastAsia="Microsoft YaHei" w:hAnsi="Calibri"/>
+        </w:rPr>
+        <w:t xml:space="preserve">稿件 Methods 已按上述写法更新。</w:t>
       </w:r>
     </w:p>
     <w:p>
@@ -397,7 +441,7 @@
         <w:rPr>
           <w:rFonts w:ascii="Calibri" w:cs="Calibri" w:eastAsia="Microsoft YaHei" w:hAnsi="Calibri"/>
         </w:rPr>
-        <w:t xml:space="preserve">2. 数据怎么进脚本</w:t>
+        <w:t xml:space="preserve">2. 请你确认的两点</w:t>
       </w:r>
     </w:p>
     <w:p>
@@ -413,37 +457,7 @@
         <w:rPr>
           <w:rFonts w:ascii="Calibri" w:cs="Calibri" w:eastAsia="Microsoft YaHei" w:hAnsi="Calibri"/>
         </w:rPr>
-        <w:t xml:space="preserve">输入是共识提取工作簿（Reports 和 Patients 两个表）；</w:t>
-      </w:r>
-      <w:r>
-        <w:rPr>
-          <w:rFonts w:ascii="Consolas" w:cs="Consolas" w:eastAsia="Microsoft YaHei" w:hAnsi="Consolas"/>
-          <w:sz w:val="19"/>
-          <w:szCs w:val="19"/>
-          <w:shd w:fill="EEEEEE" w:val="clear"/>
-        </w:rPr>
-        <w:t xml:space="preserve">same_patient_as</w:t>
-      </w:r>
-      <w:r>
-        <w:rPr>
-          <w:rFonts w:ascii="Calibri" w:cs="Calibri" w:eastAsia="Microsoft YaHei" w:hAnsi="Calibri"/>
-        </w:rPr>
-        <w:t xml:space="preserve"> 非空的患者会被去掉；本院 5 例（</w:t>
-      </w:r>
-      <w:r>
-        <w:rPr>
-          <w:rFonts w:ascii="Consolas" w:cs="Consolas" w:eastAsia="Microsoft YaHei" w:hAnsi="Consolas"/>
-          <w:sz w:val="19"/>
-          <w:szCs w:val="19"/>
-          <w:shd w:fill="EEEEEE" w:val="clear"/>
-        </w:rPr>
-        <w:t xml:space="preserve">report_id = OWN</w:t>
-      </w:r>
-      <w:r>
-        <w:rPr>
-          <w:rFonts w:ascii="Calibri" w:cs="Calibri" w:eastAsia="Microsoft YaHei" w:hAnsi="Calibri"/>
-        </w:rPr>
-        <w:t xml:space="preserve">）算一个聚类，发表时期取 2015 年及以后。</w:t>
+        <w:t xml:space="preserve">重复报告分析 (d)：协议 v1.8 写"删除较晚的报告"，你的脚本"删除声明重叠者"。作者报告两者一致；请你核对脚本里实际删除的是哪一份。</w:t>
       </w:r>
     </w:p>
     <w:p>
@@ -459,38 +473,7 @@
         <w:rPr>
           <w:rFonts w:ascii="Calibri" w:cs="Calibri" w:eastAsia="Microsoft YaHei" w:hAnsi="Calibri"/>
         </w:rPr>
-        <w:t xml:space="preserve">结局：Non-viable = 1，Viable = 0；Partially non-viable 且做了全脾或部分脾切除算无活力；Review、NR、Not applicable 算缺失；"做了脾切除而活力没写"的在附加分析 (b) 里做界限。</w:t>
-      </w:r>
-    </w:p>
-    <w:p>
-      <w:pPr>
-        <w:pStyle w:val="ListParagraph"/>
-        <w:numPr>
-          <w:ilvl w:val="0"/>
-          <w:numId w:val="3"/>
-        </w:numPr>
-        <w:spacing w:after="60"/>
-      </w:pPr>
-      <w:r>
-        <w:rPr>
-          <w:rFonts w:ascii="Calibri" w:cs="Calibri" w:eastAsia="Microsoft YaHei" w:hAnsi="Calibri"/>
-        </w:rPr>
-        <w:t xml:space="preserve">敏感性分析 5 需要偏倚风险表的结果 </w:t>
-      </w:r>
-      <w:r>
-        <w:rPr>
-          <w:rFonts w:ascii="Consolas" w:cs="Consolas" w:eastAsia="Microsoft YaHei" w:hAnsi="Consolas"/>
-          <w:sz w:val="19"/>
-          <w:szCs w:val="19"/>
-          <w:shd w:fill="EEEEEE" w:val="clear"/>
-        </w:rPr>
-        <w:t xml:space="preserve">rob.csv</w:t>
-      </w:r>
-      <w:r>
-        <w:rPr>
-          <w:rFonts w:ascii="Calibri" w:cs="Calibri" w:eastAsia="Microsoft YaHei" w:hAnsi="Calibri"/>
-        </w:rPr>
-        <w:t xml:space="preserve">（两列：report_id、adequate），目前还没有，脚本在没有该文件时会注明"未运行"。</w:t>
+        <w:t xml:space="preserve">稿件里的窄表述（见 GRADE 框架第 6 节）是否可以原样使用。"在王吉未接触任何真实结局数据之前"这个更强的说法，只有你另行确认才会使用。</w:t>
       </w:r>
     </w:p>
     <w:p>
@@ -502,18 +485,86 @@
         <w:rPr>
           <w:rFonts w:ascii="Calibri" w:cs="Calibri" w:eastAsia="Microsoft YaHei" w:hAnsi="Calibri"/>
         </w:rPr>
-        <w:t xml:space="preserve">3. 不要让数据影响这些决定</w:t>
-      </w:r>
-    </w:p>
-    <w:p>
-      <w:pPr>
-        <w:spacing w:after="120"/>
-      </w:pPr>
-      <w:r>
-        <w:rPr>
-          <w:rFonts w:ascii="Calibri" w:cs="Calibri" w:eastAsia="Microsoft YaHei" w:hAnsi="Calibri"/>
-        </w:rPr>
-        <w:t xml:space="preserve">请在回复里写明：以上 1、2、3 的决定是在没有看到真实结局数据时做的。没有这个先后次序，GRADE 框架里"先定规则"就失去意义，论文方法里也要写这一点。</w:t>
+        <w:t xml:space="preserve">3. 仍未实现，需要在真实数据运行之前补齐</w:t>
+      </w:r>
+    </w:p>
+    <w:p>
+      <w:pPr>
+        <w:pStyle w:val="ListParagraph"/>
+        <w:numPr>
+          <w:ilvl w:val="0"/>
+          <w:numId w:val="2"/>
+        </w:numPr>
+        <w:spacing w:after="60"/>
+      </w:pPr>
+      <w:r>
+        <w:rPr>
+          <w:rFonts w:ascii="Calibri" w:cs="Calibri" w:eastAsia="Microsoft YaHei" w:hAnsi="Calibri"/>
+        </w:rPr>
+        <w:t xml:space="preserve">敏感性分析 8（混合效应）只有 R 版，Python 版没有。</w:t>
+      </w:r>
+    </w:p>
+    <w:p>
+      <w:pPr>
+        <w:pStyle w:val="ListParagraph"/>
+        <w:numPr>
+          <w:ilvl w:val="0"/>
+          <w:numId w:val="2"/>
+        </w:numPr>
+        <w:spacing w:after="60"/>
+      </w:pPr>
+      <w:r>
+        <w:rPr>
+          <w:rFonts w:ascii="Calibri" w:cs="Calibri" w:eastAsia="Microsoft YaHei" w:hAnsi="Calibri"/>
+        </w:rPr>
+        <w:t xml:space="preserve">敏感性分析 5 需要偏倚风险表的 </w:t>
+      </w:r>
+      <w:r>
+        <w:rPr>
+          <w:rFonts w:ascii="Consolas" w:cs="Consolas" w:eastAsia="Microsoft YaHei" w:hAnsi="Consolas"/>
+          <w:sz w:val="19"/>
+          <w:szCs w:val="19"/>
+          <w:shd w:fill="EEEEEE" w:val="clear"/>
+        </w:rPr>
+        <w:t xml:space="preserve">rob.csv</w:t>
+      </w:r>
+      <w:r>
+        <w:rPr>
+          <w:rFonts w:ascii="Calibri" w:cs="Calibri" w:eastAsia="Microsoft YaHei" w:hAnsi="Calibri"/>
+        </w:rPr>
+        <w:t xml:space="preserve">（report_id、adequate），目前还没有。</w:t>
+      </w:r>
+    </w:p>
+    <w:p>
+      <w:pPr>
+        <w:pStyle w:val="ListParagraph"/>
+        <w:numPr>
+          <w:ilvl w:val="0"/>
+          <w:numId w:val="2"/>
+        </w:numPr>
+        <w:spacing w:after="60"/>
+      </w:pPr>
+      <w:r>
+        <w:rPr>
+          <w:rFonts w:ascii="Calibri" w:cs="Calibri" w:eastAsia="Microsoft YaHei" w:hAnsi="Calibri"/>
+        </w:rPr>
+        <w:t xml:space="preserve">协议要求的全面描述统计、有无报告持续时间者的完整特征对比、按术式的术后失败汇总，脚本里还没有。</w:t>
+      </w:r>
+    </w:p>
+    <w:p>
+      <w:pPr>
+        <w:pStyle w:val="ListParagraph"/>
+        <w:numPr>
+          <w:ilvl w:val="0"/>
+          <w:numId w:val="2"/>
+        </w:numPr>
+        <w:spacing w:after="60"/>
+      </w:pPr>
+      <w:r>
+        <w:rPr>
+          <w:rFonts w:ascii="Calibri" w:cs="Calibri" w:eastAsia="Microsoft YaHei" w:hAnsi="Calibri"/>
+        </w:rPr>
+        <w:t xml:space="preserve">正式运行前先做单位、范围、日期、重复和结局依据的质控；失败或不可估计的结果要保留，不能通过改变预设规则去追求显著。</w:t>
       </w:r>
     </w:p>
     <w:p>
@@ -533,39 +584,55 @@
         <w:pStyle w:val="ListParagraph"/>
         <w:numPr>
           <w:ilvl w:val="0"/>
-          <w:numId w:val="3"/>
-        </w:numPr>
-        <w:spacing w:after="60"/>
-      </w:pPr>
-      <w:r>
-        <w:rPr>
-          <w:rFonts w:ascii="Calibri" w:cs="Calibri" w:eastAsia="Microsoft YaHei" w:hAnsi="Calibri"/>
-        </w:rPr>
-        <w:t xml:space="preserve">R 脚本没有运行过；Python 脚本只测了虚构数据。</w:t>
-      </w:r>
-    </w:p>
-    <w:p>
-      <w:pPr>
-        <w:pStyle w:val="ListParagraph"/>
-        <w:numPr>
-          <w:ilvl w:val="0"/>
-          <w:numId w:val="3"/>
-        </w:numPr>
-        <w:spacing w:after="60"/>
-      </w:pPr>
-      <w:r>
-        <w:rPr>
-          <w:rFonts w:ascii="Calibri" w:cs="Calibri" w:eastAsia="Microsoft YaHei" w:hAnsi="Calibri"/>
-        </w:rPr>
-        <w:t xml:space="preserve">GRADE 的条目和起点来自检索摘要，原文（Foroutan 等 2020）没有读过。</w:t>
-      </w:r>
-    </w:p>
-    <w:p>
-      <w:pPr>
-        <w:pStyle w:val="ListParagraph"/>
-        <w:numPr>
-          <w:ilvl w:val="0"/>
-          <w:numId w:val="3"/>
+          <w:numId w:val="2"/>
+        </w:numPr>
+        <w:spacing w:after="60"/>
+      </w:pPr>
+      <w:r>
+        <w:rPr>
+          <w:rFonts w:ascii="Calibri" w:cs="Calibri" w:eastAsia="Microsoft YaHei" w:hAnsi="Calibri"/>
+        </w:rPr>
+        <w:t xml:space="preserve">R 脚本只在你的环境（R 4.5.2）和模拟数据上运行，我没有重跑。</w:t>
+      </w:r>
+    </w:p>
+    <w:p>
+      <w:pPr>
+        <w:pStyle w:val="ListParagraph"/>
+        <w:numPr>
+          <w:ilvl w:val="0"/>
+          <w:numId w:val="2"/>
+        </w:numPr>
+        <w:spacing w:after="60"/>
+      </w:pPr>
+      <w:r>
+        <w:rPr>
+          <w:rFonts w:ascii="Calibri" w:cs="Calibri" w:eastAsia="Microsoft YaHei" w:hAnsi="Calibri"/>
+        </w:rPr>
+        <w:t xml:space="preserve">中文云盘路径下 R 包库无法正常解析，正式运行请使用英文路径。</w:t>
+      </w:r>
+    </w:p>
+    <w:p>
+      <w:pPr>
+        <w:pStyle w:val="ListParagraph"/>
+        <w:numPr>
+          <w:ilvl w:val="0"/>
+          <w:numId w:val="2"/>
+        </w:numPr>
+        <w:spacing w:after="60"/>
+      </w:pPr>
+      <w:r>
+        <w:rPr>
+          <w:rFonts w:ascii="Calibri" w:cs="Calibri" w:eastAsia="Microsoft YaHei" w:hAnsi="Calibri"/>
+        </w:rPr>
+        <w:t xml:space="preserve">GRADE 指南第 28 篇只读过作者摘要。</w:t>
+      </w:r>
+    </w:p>
+    <w:p>
+      <w:pPr>
+        <w:pStyle w:val="ListParagraph"/>
+        <w:numPr>
+          <w:ilvl w:val="0"/>
+          <w:numId w:val="2"/>
         </w:numPr>
         <w:spacing w:after="60"/>
       </w:pPr>
@@ -641,7 +708,7 @@
         <w:sz w:val="17"/>
         <w:szCs w:val="17"/>
       </w:rPr>
-      <w:t xml:space="preserve">给 Ji Wang 的说明 v2026-10-25b   |   第 </w:t>
+      <w:t xml:space="preserve">给 Ji Wang 的说明 v2026-10-25c   |   第 </w:t>
     </w:r>
     <w:r>
       <w:rPr>
@@ -840,24 +907,12 @@
     </w:lvlOverride>
   </w:num>
   <w:num w:numId="2">
-    <w:abstractNumId w:val="3"/>
+    <w:abstractNumId w:val="2"/>
     <w:lvlOverride w:ilvl="0">
       <w:startOverride w:val="1"/>
     </w:lvlOverride>
   </w:num>
   <w:num w:numId="3">
-    <w:abstractNumId w:val="2"/>
-    <w:lvlOverride w:ilvl="0">
-      <w:startOverride w:val="1"/>
-    </w:lvlOverride>
-  </w:num>
-  <w:num w:numId="4">
-    <w:abstractNumId w:val="3"/>
-    <w:lvlOverride w:ilvl="0">
-      <w:startOverride w:val="1"/>
-    </w:lvlOverride>
-  </w:num>
-  <w:num w:numId="5">
     <w:abstractNumId w:val="3"/>
     <w:lvlOverride w:ilvl="0">
       <w:startOverride w:val="1"/>
